--- a/PP-salygos/templates/PRIEDAI_LT_KONFINFO.docx
+++ b/PP-salygos/templates/PRIEDAI_LT_KONFINFO.docx
@@ -970,6 +970,7 @@
           <w:sz w:val="20"/>
           <w:szCs w:val="20"/>
         </w:rPr>
+        <w:lastRenderedPageBreak/>
         <w:t>3) pateiktos tiekėjų pašalinimo pagrindų nebuvimą, atitiktį kvalifikacijos reikalavimams, kokybės vadybos sistemos ir aplinkos apsaugos vadybos sistemos standartams patvirtinančiuose dokumentuose, išskyrus informaciją, kurią atskleidus būtų pažeisti tiekėjo įsipareigojimai pagal su trečiaisiais asmenimis sudarytas sutartis, – tuo atveju, kai ši informacija reikalinga tiekėjui jo teisėtiems interesams ginti;</w:t>
       </w:r>
     </w:p>
@@ -992,7 +993,6 @@
           <w:sz w:val="20"/>
           <w:szCs w:val="20"/>
         </w:rPr>
-        <w:lastRenderedPageBreak/>
         <w:t>4) informacijos apie pasitelktus ūkio subjektus, kurių pajėgumais remiasi tiekėjas, ir subtiekėjus – tuo atveju, kai ši informacija reikalinga tiekėjui jo teisėtiems interesams ginti.</w:t>
       </w:r>
     </w:p>
@@ -2634,6 +2634,8 @@
     </w:p>
     <w:p/>
     <w:sectPr>
+      <w:footerReference w:type="default" r:id="rId7"/>
+      <w:headerReference w:type="first" r:id="rId8"/>
       <w:pgSz w:w="11906" w:h="16838" w:code="9"/>
       <w:pgMar w:top="1134" w:right="567" w:bottom="1134" w:left="1701" w:header="170" w:footer="714" w:gutter="0"/>
       <w:cols w:space="708"/>
@@ -2667,6 +2669,27 @@
     </w:p>
   </w:endnote>
 </w:endnotes>
+</file>
+
+<file path=word/footer1.xml><?xml version="1.0" encoding="utf-8"?>
+<w:ftr xmlns:wpc="http://schemas.microsoft.com/office/word/2010/wordprocessingCanvas" xmlns:cx="http://schemas.microsoft.com/office/drawing/2014/chartex" xmlns:cx1="http://schemas.microsoft.com/office/drawing/2015/9/8/chartex" xmlns:cx2="http://schemas.microsoft.com/office/drawing/2015/10/21/chartex" xmlns:cx3="http://schemas.microsoft.com/office/drawing/2016/5/9/chartex" xmlns:cx4="http://schemas.microsoft.com/office/drawing/2016/5/10/chartex" xmlns:cx5="http://schemas.microsoft.com/office/drawing/2016/5/11/chartex" xmlns:cx6="http://schemas.microsoft.com/office/drawing/2016/5/12/chartex" xmlns:cx7="http://schemas.microsoft.com/office/drawing/2016/5/13/chartex" xmlns:cx8="http://schemas.microsoft.com/office/drawing/2016/5/14/chartex" xmlns:mc="http://schemas.openxmlformats.org/markup-compatibility/2006" xmlns:aink="http://schemas.microsoft.com/office/drawing/2016/ink" xmlns:am3d="http://schemas.microsoft.com/office/drawing/2017/model3d" xmlns:o="urn:schemas-microsoft-com:office:office" xmlns:oel="http://schemas.microsoft.com/office/2019/extlst" xmlns:r="http://schemas.openxmlformats.org/officeDocument/2006/relationships" xmlns:m="http://schemas.openxmlformats.org/officeDocument/2006/math" xmlns:v="urn:schemas-microsoft-com:vml" xmlns:wp14="http://schemas.microsoft.com/office/word/2010/wordprocessingDrawing" xmlns:wp="http://schemas.openxmlformats.org/drawingml/2006/wordprocessingDrawing" xmlns:w10="urn:schemas-microsoft-com:office:word" xmlns:w="http://schemas.openxmlformats.org/wordprocessingml/2006/main" xmlns:w14="http://schemas.microsoft.com/office/word/2010/wordml" xmlns:w15="http://schemas.microsoft.com/office/word/2012/wordml" xmlns:w16cex="http://schemas.microsoft.com/office/word/2018/wordml/cex" xmlns:w16cid="http://schemas.microsoft.com/office/word/2016/wordml/cid" xmlns:w16="http://schemas.microsoft.com/office/word/2018/wordml" xmlns:w16du="http://schemas.microsoft.com/office/word/2023/wordml/word16du" xmlns:w16sdtdh="http://schemas.microsoft.com/office/word/2020/wordml/sdtdatahash" xmlns:w16sdtfl="http://schemas.microsoft.com/office/word/2024/wordml/sdtformatlock" xmlns:w16se="http://schemas.microsoft.com/office/word/2015/wordml/symex" xmlns:wpg="http://schemas.microsoft.com/office/word/2010/wordprocessingGroup" xmlns:wpi="http://schemas.microsoft.com/office/word/2010/wordprocessingInk" xmlns:wne="http://schemas.microsoft.com/office/word/2006/wordml" xmlns:wps="http://schemas.microsoft.com/office/word/2010/wordprocessingShape" mc:Ignorable="w14 w15 w16se w16cid w16 w16cex w16sdtdh w16sdtfl w16du wp14">
+  <w:p>
+    <w:pPr>
+      <w:pStyle w:val="Footer"/>
+      <w:jc w:val="center"/>
+    </w:pPr>
+  </w:p>
+  <w:p>
+    <w:pPr>
+      <w:pStyle w:val="Footer"/>
+      <w:jc w:val="center"/>
+      <w:rPr>
+        <w:sz w:val="18"/>
+        <w:szCs w:val="18"/>
+      </w:rPr>
+    </w:pPr>
+  </w:p>
+</w:ftr>
 </file>
 
 <file path=word/footnotes.xml><?xml version="1.0" encoding="utf-8"?>
@@ -3047,7 +3070,15 @@
           <w:sz w:val="16"/>
           <w:szCs w:val="16"/>
         </w:rPr>
-        <w:t xml:space="preserve"> Atskiri dokumentai ar šiuose dokumentuose pateikiama informacija gali būti nurodoma atskirose eilutėse, atsižvelgiant į informacijos konfidencialumą.</w:t>
+        <w:t xml:space="preserve"> </w:t>
+      </w:r>
+      <w:r>
+        <w:rPr>
+          <w:rFonts w:ascii="Arial" w:hAnsi="Arial" w:cs="Arial"/>
+          <w:sz w:val="16"/>
+          <w:szCs w:val="16"/>
+        </w:rPr>
+        <w:t>Atskiri dokumentai ar šiuose dokumentuose pateikiama informacija gali būti nurodoma atskirose eilutėse, atsižvelgiant į informacijos konfidencialumą.</w:t>
       </w:r>
     </w:p>
   </w:footnote>
@@ -3110,11 +3141,92 @@
           <w:sz w:val="16"/>
           <w:szCs w:val="16"/>
         </w:rPr>
-        <w:t xml:space="preserve"> Jei Pasiūlymą Pirkimui pasirašo vadovo įgaliotas asmuo, prie Pasiūlymo turi būti pridėtas rašytinis įgaliojimas arba kitas dokumentas, suteikiantis parašo teisę.</w:t>
+        <w:t xml:space="preserve"> </w:t>
+      </w:r>
+      <w:r>
+        <w:rPr>
+          <w:rFonts w:ascii="Arial" w:hAnsi="Arial" w:cs="Arial"/>
+          <w:sz w:val="16"/>
+          <w:szCs w:val="16"/>
+        </w:rPr>
+        <w:t>Jei Pasiūlymą Pirkimui pasirašo vadovo įgaliotas asmuo, prie Pasiūlymo turi būti pridėtas rašytinis įgaliojimas arba kitas dokumentas, suteikiantis parašo teisę.</w:t>
       </w:r>
     </w:p>
   </w:footnote>
 </w:footnotes>
+</file>
+
+<file path=word/header1.xml><?xml version="1.0" encoding="utf-8"?>
+<w:hdr xmlns:wpc="http://schemas.microsoft.com/office/word/2010/wordprocessingCanvas" xmlns:cx="http://schemas.microsoft.com/office/drawing/2014/chartex" xmlns:cx1="http://schemas.microsoft.com/office/drawing/2015/9/8/chartex" xmlns:cx2="http://schemas.microsoft.com/office/drawing/2015/10/21/chartex" xmlns:cx3="http://schemas.microsoft.com/office/drawing/2016/5/9/chartex" xmlns:cx4="http://schemas.microsoft.com/office/drawing/2016/5/10/chartex" xmlns:cx5="http://schemas.microsoft.com/office/drawing/2016/5/11/chartex" xmlns:cx6="http://schemas.microsoft.com/office/drawing/2016/5/12/chartex" xmlns:cx7="http://schemas.microsoft.com/office/drawing/2016/5/13/chartex" xmlns:cx8="http://schemas.microsoft.com/office/drawing/2016/5/14/chartex" xmlns:mc="http://schemas.openxmlformats.org/markup-compatibility/2006" xmlns:aink="http://schemas.microsoft.com/office/drawing/2016/ink" xmlns:am3d="http://schemas.microsoft.com/office/drawing/2017/model3d" xmlns:o="urn:schemas-microsoft-com:office:office" xmlns:oel="http://schemas.microsoft.com/office/2019/extlst" xmlns:r="http://schemas.openxmlformats.org/officeDocument/2006/relationships" xmlns:m="http://schemas.openxmlformats.org/officeDocument/2006/math" xmlns:v="urn:schemas-microsoft-com:vml" xmlns:wp14="http://schemas.microsoft.com/office/word/2010/wordprocessingDrawing" xmlns:wp="http://schemas.openxmlformats.org/drawingml/2006/wordprocessingDrawing" xmlns:w10="urn:schemas-microsoft-com:office:word" xmlns:w="http://schemas.openxmlformats.org/wordprocessingml/2006/main" xmlns:w14="http://schemas.microsoft.com/office/word/2010/wordml" xmlns:w15="http://schemas.microsoft.com/office/word/2012/wordml" xmlns:w16cex="http://schemas.microsoft.com/office/word/2018/wordml/cex" xmlns:w16cid="http://schemas.microsoft.com/office/word/2016/wordml/cid" xmlns:w16="http://schemas.microsoft.com/office/word/2018/wordml" xmlns:w16du="http://schemas.microsoft.com/office/word/2023/wordml/word16du" xmlns:w16sdtdh="http://schemas.microsoft.com/office/word/2020/wordml/sdtdatahash" xmlns:w16sdtfl="http://schemas.microsoft.com/office/word/2024/wordml/sdtformatlock" xmlns:w16se="http://schemas.microsoft.com/office/word/2015/wordml/symex" xmlns:wpg="http://schemas.microsoft.com/office/word/2010/wordprocessingGroup" xmlns:wpi="http://schemas.microsoft.com/office/word/2010/wordprocessingInk" xmlns:wne="http://schemas.microsoft.com/office/word/2006/wordml" xmlns:wps="http://schemas.microsoft.com/office/word/2010/wordprocessingShape" mc:Ignorable="w14 w15 w16se w16cid w16 w16cex w16sdtdh w16sdtfl w16du wp14">
+  <w:p>
+    <w:pPr>
+      <w:pStyle w:val="Header"/>
+      <w:jc w:val="center"/>
+    </w:pPr>
+  </w:p>
+  <w:p>
+    <w:pPr>
+      <w:pStyle w:val="Header"/>
+      <w:jc w:val="center"/>
+    </w:pPr>
+  </w:p>
+  <w:p>
+    <w:pPr>
+      <w:pStyle w:val="Header"/>
+      <w:jc w:val="center"/>
+    </w:pPr>
+    <w:r>
+      <w:rPr>
+        <w:noProof/>
+      </w:rPr>
+      <w:drawing>
+        <wp:inline distT="0" distB="0" distL="0" distR="0" wp14:anchorId="5172553D" wp14:editId="2A3CE8E4">
+          <wp:extent cx="612250" cy="911232"/>
+          <wp:effectExtent l="0" t="0" r="0" b="3175"/>
+          <wp:docPr id="3" name="Picture 3" descr="A black and white logo&#10;&#10;Description automatically generated with low confidence"/>
+          <wp:cNvGraphicFramePr>
+            <a:graphicFrameLocks xmlns:a="http://schemas.openxmlformats.org/drawingml/2006/main" noChangeAspect="1"/>
+          </wp:cNvGraphicFramePr>
+          <a:graphic xmlns:a="http://schemas.openxmlformats.org/drawingml/2006/main">
+            <a:graphicData uri="http://schemas.openxmlformats.org/drawingml/2006/picture">
+              <pic:pic xmlns:pic="http://schemas.openxmlformats.org/drawingml/2006/picture">
+                <pic:nvPicPr>
+                  <pic:cNvPr id="3" name="Picture 3" descr="A black and white logo&#10;&#10;Description automatically generated with low confidence"/>
+                  <pic:cNvPicPr>
+                    <a:picLocks noChangeAspect="1" noChangeArrowheads="1"/>
+                  </pic:cNvPicPr>
+                </pic:nvPicPr>
+                <pic:blipFill>
+                  <a:blip r:embed="rId1">
+                    <a:extLst>
+                      <a:ext uri="{28A0092B-C50C-407E-A947-70E740481C1C}">
+                        <a14:useLocalDpi xmlns:a14="http://schemas.microsoft.com/office/drawing/2010/main" val="0"/>
+                      </a:ext>
+                    </a:extLst>
+                  </a:blip>
+                  <a:srcRect/>
+                  <a:stretch>
+                    <a:fillRect/>
+                  </a:stretch>
+                </pic:blipFill>
+                <pic:spPr bwMode="auto">
+                  <a:xfrm>
+                    <a:off x="0" y="0"/>
+                    <a:ext cx="615307" cy="915781"/>
+                  </a:xfrm>
+                  <a:prstGeom prst="rect">
+                    <a:avLst/>
+                  </a:prstGeom>
+                  <a:noFill/>
+                </pic:spPr>
+              </pic:pic>
+            </a:graphicData>
+          </a:graphic>
+        </wp:inline>
+      </w:drawing>
+    </w:r>
+  </w:p>
+</w:hdr>
 </file>
 
 <file path=word/numbering.xml><?xml version="1.0" encoding="utf-8"?>
@@ -3739,6 +3851,7 @@
     <w:basedOn w:val="Normal"/>
     <w:link w:val="FooterChar"/>
     <w:uiPriority w:val="99"/>
+    <w:semiHidden/>
     <w:unhideWhenUsed/>
     <w:rsid w:val="00397CD9"/>
     <w:pPr>
@@ -3754,6 +3867,7 @@
     <w:basedOn w:val="DefaultParagraphFont"/>
     <w:link w:val="Footer"/>
     <w:uiPriority w:val="99"/>
+    <w:semiHidden/>
     <w:rsid w:val="00397CD9"/>
   </w:style>
   <w:style w:type="paragraph" w:styleId="FootnoteText">
@@ -4216,7 +4330,7 @@
   <w:font w:name="Trebuchet MS">
     <w:altName w:val="Trebuchet MS"/>
     <w:panose1 w:val="020B0603020202020204"/>
-    <w:charset w:val="BA"/>
+    <w:charset w:val="00"/>
     <w:family w:val="swiss"/>
     <w:pitch w:val="variable"/>
     <w:sig w:usb0="00000687" w:usb1="00000000" w:usb2="00000000" w:usb3="00000000" w:csb0="0000009F" w:csb1="00000000"/>
@@ -4276,22 +4390,20 @@
     <w:rsid w:val="0025654D"/>
     <w:rsid w:val="003450CA"/>
     <w:rsid w:val="0040381B"/>
-    <w:rsid w:val="0040422E"/>
     <w:rsid w:val="004F043C"/>
-    <w:rsid w:val="0057436F"/>
     <w:rsid w:val="00772490"/>
     <w:rsid w:val="00827386"/>
     <w:rsid w:val="008F7C21"/>
     <w:rsid w:val="009525C7"/>
-    <w:rsid w:val="00A87797"/>
     <w:rsid w:val="00B4297B"/>
-    <w:rsid w:val="00C145DA"/>
     <w:rsid w:val="00C563BF"/>
+    <w:rsid w:val="00CF4523"/>
     <w:rsid w:val="00D20BEE"/>
     <w:rsid w:val="00EC48E4"/>
     <w:rsid w:val="00ED1C3D"/>
     <w:rsid w:val="00EE78F7"/>
     <w:rsid w:val="00F45474"/>
+    <w:rsid w:val="00FB5246"/>
   </w:rsids>
   <m:mathPr>
     <m:mathFont m:val="Cambria Math"/>

--- a/PP-salygos/templates/PRIEDAI_LT_KONFINFO.docx
+++ b/PP-salygos/templates/PRIEDAI_LT_KONFINFO.docx
@@ -609,7 +609,7 @@
                 <w:sz w:val="20"/>
                 <w:szCs w:val="20"/>
               </w:rPr>
-              <w:t>Tiekėjo EBVPD  ir pagrindžiantys dokumentai</w:t>
+              <w:t>Tiekėjo EBVPD ir pagrindžiantys dokumentai</w:t>
             </w:r>
           </w:p>
         </w:tc>
@@ -1300,7 +1300,7 @@
                 <w:b/>
                 <w:bCs/>
               </w:rPr>
-              <w:t>Nuoroda į konfidencialią informaciją dokumente  (pildyti</w:t>
+              <w:t>Nuoroda į konfidencialią informaciją dokumente (pildyti</w:t>
             </w:r>
             <w:r>
               <w:rPr>
